--- a/5_semester/Мультимедиа/Мульти_Лр5.docx
+++ b/5_semester/Мультимедиа/Мульти_Лр5.docx
@@ -593,7 +593,6 @@
               </w:rPr>
               <w:t>ЛАБОРАТОРНОЙ РАБОТЕ №</w:t>
             </w:r>
-            <w:bookmarkStart w:id="0" w:name="_GoBack"/>
             <w:r>
               <w:rPr>
                 <w:rFonts w:ascii="Times New Roman" w:eastAsia="Times New Roman" w:hAnsi="Times New Roman" w:cs="Times New Roman"/>
@@ -603,7 +602,6 @@
               </w:rPr>
               <w:t>5</w:t>
             </w:r>
-            <w:bookmarkEnd w:id="0"/>
           </w:p>
           <w:p>
             <w:pPr>
@@ -1551,7 +1549,7 @@
           <w:szCs w:val="28"/>
         </w:rPr>
       </w:pPr>
-      <w:bookmarkStart w:id="1" w:name="_Toc209429568"/>
+      <w:bookmarkStart w:id="0" w:name="_Toc209429568"/>
       <w:r>
         <w:rPr>
           <w:rFonts w:ascii="Times New Roman" w:hAnsi="Times New Roman" w:cs="Times New Roman"/>
@@ -1575,7 +1573,7 @@
         </w:rPr>
         <w:t>Цель работы</w:t>
       </w:r>
-      <w:bookmarkEnd w:id="1"/>
+      <w:bookmarkEnd w:id="0"/>
     </w:p>
     <w:p>
       <w:pPr>
@@ -2139,7 +2137,7 @@
           <w:szCs w:val="28"/>
         </w:rPr>
       </w:pPr>
-      <w:bookmarkStart w:id="2" w:name="_Toc209429569"/>
+      <w:bookmarkStart w:id="1" w:name="_Toc209429569"/>
       <w:r>
         <w:rPr>
           <w:rFonts w:ascii="Times New Roman" w:hAnsi="Times New Roman" w:cs="Times New Roman"/>
@@ -2163,7 +2161,7 @@
         </w:rPr>
         <w:t xml:space="preserve"> и его реализация</w:t>
       </w:r>
-      <w:bookmarkEnd w:id="2"/>
+      <w:bookmarkEnd w:id="1"/>
     </w:p>
     <w:p>
       <w:pPr>
@@ -2747,14 +2745,16 @@
       </w:pPr>
       <w:r>
         <w:rPr>
-          <w:noProof/>
-        </w:rPr>
-        <w:lastRenderedPageBreak/>
+          <w:rFonts w:ascii="Times New Roman" w:eastAsia="Times New Roman" w:hAnsi="Times New Roman" w:cs="Times New Roman"/>
+          <w:sz w:val="28"/>
+          <w:szCs w:val="28"/>
+          <w:lang w:eastAsia="ru-RU"/>
+        </w:rPr>
         <w:drawing>
-          <wp:inline distT="0" distB="0" distL="0" distR="0" wp14:anchorId="2BD3BAFD" wp14:editId="78DB6369">
-            <wp:extent cx="4619625" cy="3434915"/>
-            <wp:effectExtent l="0" t="0" r="0" b="0"/>
-            <wp:docPr id="3" name="Рисунок 3"/>
+          <wp:inline distT="0" distB="0" distL="0" distR="0" wp14:anchorId="29EE1B27" wp14:editId="0330B3AD">
+            <wp:extent cx="5267468" cy="2907665"/>
+            <wp:effectExtent l="0" t="0" r="9525" b="6985"/>
+            <wp:docPr id="5" name="Рисунок 5"/>
             <wp:cNvGraphicFramePr>
               <a:graphicFrameLocks xmlns:a="http://schemas.openxmlformats.org/drawingml/2006/main" noChangeAspect="1"/>
             </wp:cNvGraphicFramePr>
@@ -2762,36 +2762,23 @@
               <a:graphicData uri="http://schemas.openxmlformats.org/drawingml/2006/picture">
                 <pic:pic xmlns:pic="http://schemas.openxmlformats.org/drawingml/2006/picture">
                   <pic:nvPicPr>
-                    <pic:cNvPr id="0" name="Picture 1"/>
-                    <pic:cNvPicPr>
-                      <a:picLocks noChangeAspect="1" noChangeArrowheads="1"/>
-                    </pic:cNvPicPr>
+                    <pic:cNvPr id="1" name=""/>
+                    <pic:cNvPicPr/>
                   </pic:nvPicPr>
                   <pic:blipFill>
-                    <a:blip r:embed="rId11">
-                      <a:extLst>
-                        <a:ext uri="{28A0092B-C50C-407E-A947-70E740481C1C}">
-                          <a14:useLocalDpi xmlns:a14="http://schemas.microsoft.com/office/drawing/2010/main" val="0"/>
-                        </a:ext>
-                      </a:extLst>
-                    </a:blip>
-                    <a:srcRect/>
+                    <a:blip r:embed="rId11"/>
                     <a:stretch>
                       <a:fillRect/>
                     </a:stretch>
                   </pic:blipFill>
-                  <pic:spPr bwMode="auto">
+                  <pic:spPr>
                     <a:xfrm>
                       <a:off x="0" y="0"/>
-                      <a:ext cx="4643341" cy="3452549"/>
+                      <a:ext cx="5276241" cy="2912508"/>
                     </a:xfrm>
                     <a:prstGeom prst="rect">
                       <a:avLst/>
                     </a:prstGeom>
-                    <a:noFill/>
-                    <a:ln>
-                      <a:noFill/>
-                    </a:ln>
                   </pic:spPr>
                 </pic:pic>
               </a:graphicData>
@@ -2819,6 +2806,7 @@
           <w:sz w:val="28"/>
           <w:szCs w:val="28"/>
         </w:rPr>
+        <w:lastRenderedPageBreak/>
         <w:t xml:space="preserve">Рисунок </w:t>
       </w:r>
       <w:r>
@@ -2852,6 +2840,40 @@
           <w:szCs w:val="28"/>
         </w:rPr>
         <w:t>я с фильтром</w:t>
+      </w:r>
+      <w:r>
+        <w:rPr>
+          <w:rFonts w:ascii="Times New Roman" w:hAnsi="Times New Roman" w:cs="Times New Roman"/>
+          <w:sz w:val="28"/>
+          <w:szCs w:val="28"/>
+        </w:rPr>
+        <w:t xml:space="preserve"> </w:t>
+      </w:r>
+      <w:r>
+        <w:rPr>
+          <w:rFonts w:ascii="Times New Roman" w:hAnsi="Times New Roman" w:cs="Times New Roman"/>
+          <w:sz w:val="28"/>
+          <w:szCs w:val="28"/>
+          <w:lang w:val="en-US"/>
+        </w:rPr>
+        <w:t>color</w:t>
+      </w:r>
+      <w:r>
+        <w:rPr>
+          <w:rFonts w:ascii="Times New Roman" w:hAnsi="Times New Roman" w:cs="Times New Roman"/>
+          <w:sz w:val="28"/>
+          <w:szCs w:val="28"/>
+        </w:rPr>
+        <w:t>-</w:t>
+      </w:r>
+      <w:r>
+        <w:rPr>
+          <w:rFonts w:ascii="Times New Roman" w:hAnsi="Times New Roman" w:cs="Times New Roman"/>
+          <w:sz w:val="28"/>
+          <w:szCs w:val="28"/>
+          <w:lang w:val="en-US"/>
+        </w:rPr>
+        <w:t>temperature</w:t>
       </w:r>
     </w:p>
     <w:p>
@@ -2874,13 +2896,16 @@
       </w:pPr>
       <w:r>
         <w:rPr>
-          <w:noProof/>
+          <w:rFonts w:ascii="Times New Roman" w:eastAsia="Times New Roman" w:hAnsi="Times New Roman" w:cs="Times New Roman"/>
+          <w:sz w:val="28"/>
+          <w:szCs w:val="28"/>
+          <w:lang w:eastAsia="ru-RU"/>
         </w:rPr>
         <w:drawing>
-          <wp:inline distT="0" distB="0" distL="0" distR="0" wp14:anchorId="1A5814C8" wp14:editId="34D53892">
-            <wp:extent cx="4667250" cy="3470326"/>
-            <wp:effectExtent l="0" t="0" r="0" b="0"/>
-            <wp:docPr id="12" name="Рисунок 12"/>
+          <wp:inline distT="0" distB="0" distL="0" distR="0" wp14:anchorId="0C91E066" wp14:editId="6A4F679D">
+            <wp:extent cx="5153025" cy="2833475"/>
+            <wp:effectExtent l="0" t="0" r="0" b="5080"/>
+            <wp:docPr id="6" name="Рисунок 6"/>
             <wp:cNvGraphicFramePr>
               <a:graphicFrameLocks xmlns:a="http://schemas.openxmlformats.org/drawingml/2006/main" noChangeAspect="1"/>
             </wp:cNvGraphicFramePr>
@@ -2888,36 +2913,23 @@
               <a:graphicData uri="http://schemas.openxmlformats.org/drawingml/2006/picture">
                 <pic:pic xmlns:pic="http://schemas.openxmlformats.org/drawingml/2006/picture">
                   <pic:nvPicPr>
-                    <pic:cNvPr id="0" name="Picture 3"/>
-                    <pic:cNvPicPr>
-                      <a:picLocks noChangeAspect="1" noChangeArrowheads="1"/>
-                    </pic:cNvPicPr>
+                    <pic:cNvPr id="1" name=""/>
+                    <pic:cNvPicPr/>
                   </pic:nvPicPr>
                   <pic:blipFill>
-                    <a:blip r:embed="rId12">
-                      <a:extLst>
-                        <a:ext uri="{28A0092B-C50C-407E-A947-70E740481C1C}">
-                          <a14:useLocalDpi xmlns:a14="http://schemas.microsoft.com/office/drawing/2010/main" val="0"/>
-                        </a:ext>
-                      </a:extLst>
-                    </a:blip>
-                    <a:srcRect/>
+                    <a:blip r:embed="rId12"/>
                     <a:stretch>
                       <a:fillRect/>
                     </a:stretch>
                   </pic:blipFill>
-                  <pic:spPr bwMode="auto">
+                  <pic:spPr>
                     <a:xfrm>
                       <a:off x="0" y="0"/>
-                      <a:ext cx="4687248" cy="3485195"/>
+                      <a:ext cx="5172681" cy="2844283"/>
                     </a:xfrm>
                     <a:prstGeom prst="rect">
                       <a:avLst/>
                     </a:prstGeom>
-                    <a:noFill/>
-                    <a:ln>
-                      <a:noFill/>
-                    </a:ln>
                   </pic:spPr>
                 </pic:pic>
               </a:graphicData>
@@ -2971,6 +2983,23 @@
         </w:rPr>
         <w:t>Фотография с фильтром</w:t>
       </w:r>
+      <w:r>
+        <w:rPr>
+          <w:rFonts w:ascii="Times New Roman" w:hAnsi="Times New Roman" w:cs="Times New Roman"/>
+          <w:sz w:val="28"/>
+          <w:szCs w:val="28"/>
+        </w:rPr>
+        <w:t xml:space="preserve"> </w:t>
+      </w:r>
+      <w:r>
+        <w:rPr>
+          <w:rFonts w:ascii="Times New Roman" w:hAnsi="Times New Roman" w:cs="Times New Roman"/>
+          <w:sz w:val="28"/>
+          <w:szCs w:val="28"/>
+          <w:lang w:val="en-US"/>
+        </w:rPr>
+        <w:t>c2g</w:t>
+      </w:r>
     </w:p>
     <w:p>
       <w:pPr>
@@ -3006,14 +3035,16 @@
       </w:pPr>
       <w:r>
         <w:rPr>
-          <w:noProof/>
-        </w:rPr>
-        <w:lastRenderedPageBreak/>
+          <w:rFonts w:ascii="Times New Roman" w:eastAsia="Times New Roman" w:hAnsi="Times New Roman" w:cs="Times New Roman"/>
+          <w:sz w:val="28"/>
+          <w:szCs w:val="28"/>
+          <w:lang w:eastAsia="ru-RU"/>
+        </w:rPr>
         <w:drawing>
-          <wp:inline distT="0" distB="0" distL="0" distR="0" wp14:anchorId="01568111" wp14:editId="5935ADAC">
-            <wp:extent cx="4838700" cy="3597808"/>
-            <wp:effectExtent l="0" t="0" r="0" b="3175"/>
-            <wp:docPr id="14" name="Рисунок 14"/>
+          <wp:inline distT="0" distB="0" distL="0" distR="0" wp14:anchorId="4559B7A6" wp14:editId="5E4453CF">
+            <wp:extent cx="5940425" cy="3232785"/>
+            <wp:effectExtent l="0" t="0" r="3175" b="5715"/>
+            <wp:docPr id="7" name="Рисунок 7"/>
             <wp:cNvGraphicFramePr>
               <a:graphicFrameLocks xmlns:a="http://schemas.openxmlformats.org/drawingml/2006/main" noChangeAspect="1"/>
             </wp:cNvGraphicFramePr>
@@ -3021,36 +3052,23 @@
               <a:graphicData uri="http://schemas.openxmlformats.org/drawingml/2006/picture">
                 <pic:pic xmlns:pic="http://schemas.openxmlformats.org/drawingml/2006/picture">
                   <pic:nvPicPr>
-                    <pic:cNvPr id="0" name="Picture 7"/>
-                    <pic:cNvPicPr>
-                      <a:picLocks noChangeAspect="1" noChangeArrowheads="1"/>
-                    </pic:cNvPicPr>
+                    <pic:cNvPr id="1" name=""/>
+                    <pic:cNvPicPr/>
                   </pic:nvPicPr>
                   <pic:blipFill>
-                    <a:blip r:embed="rId13">
-                      <a:extLst>
-                        <a:ext uri="{28A0092B-C50C-407E-A947-70E740481C1C}">
-                          <a14:useLocalDpi xmlns:a14="http://schemas.microsoft.com/office/drawing/2010/main" val="0"/>
-                        </a:ext>
-                      </a:extLst>
-                    </a:blip>
-                    <a:srcRect/>
+                    <a:blip r:embed="rId13"/>
                     <a:stretch>
                       <a:fillRect/>
                     </a:stretch>
                   </pic:blipFill>
-                  <pic:spPr bwMode="auto">
+                  <pic:spPr>
                     <a:xfrm>
                       <a:off x="0" y="0"/>
-                      <a:ext cx="4859162" cy="3613022"/>
+                      <a:ext cx="5940425" cy="3232785"/>
                     </a:xfrm>
                     <a:prstGeom prst="rect">
                       <a:avLst/>
                     </a:prstGeom>
-                    <a:noFill/>
-                    <a:ln>
-                      <a:noFill/>
-                    </a:ln>
                   </pic:spPr>
                 </pic:pic>
               </a:graphicData>
@@ -3085,25 +3103,41 @@
           <w:rFonts w:ascii="Times New Roman" w:hAnsi="Times New Roman" w:cs="Times New Roman"/>
           <w:sz w:val="28"/>
           <w:szCs w:val="28"/>
+        </w:rPr>
+        <w:t>5</w:t>
+      </w:r>
+      <w:r>
+        <w:rPr>
+          <w:rFonts w:ascii="Times New Roman" w:hAnsi="Times New Roman" w:cs="Times New Roman"/>
+          <w:sz w:val="28"/>
+          <w:szCs w:val="28"/>
+        </w:rPr>
+        <w:t xml:space="preserve"> – </w:t>
+      </w:r>
+      <w:r>
+        <w:rPr>
+          <w:rFonts w:ascii="Times New Roman" w:hAnsi="Times New Roman" w:cs="Times New Roman"/>
+          <w:sz w:val="28"/>
+          <w:szCs w:val="28"/>
+        </w:rPr>
+        <w:t>Фотография с фильтром</w:t>
+      </w:r>
+      <w:r>
+        <w:rPr>
+          <w:rFonts w:ascii="Times New Roman" w:hAnsi="Times New Roman" w:cs="Times New Roman"/>
+          <w:sz w:val="28"/>
+          <w:szCs w:val="28"/>
+        </w:rPr>
+        <w:t xml:space="preserve"> </w:t>
+      </w:r>
+      <w:r>
+        <w:rPr>
+          <w:rFonts w:ascii="Times New Roman" w:hAnsi="Times New Roman" w:cs="Times New Roman"/>
+          <w:sz w:val="28"/>
+          <w:szCs w:val="28"/>
           <w:lang w:val="en-US"/>
         </w:rPr>
-        <w:t>5</w:t>
-      </w:r>
-      <w:r>
-        <w:rPr>
-          <w:rFonts w:ascii="Times New Roman" w:hAnsi="Times New Roman" w:cs="Times New Roman"/>
-          <w:sz w:val="28"/>
-          <w:szCs w:val="28"/>
-        </w:rPr>
-        <w:t xml:space="preserve"> – </w:t>
-      </w:r>
-      <w:r>
-        <w:rPr>
-          <w:rFonts w:ascii="Times New Roman" w:hAnsi="Times New Roman" w:cs="Times New Roman"/>
-          <w:sz w:val="28"/>
-          <w:szCs w:val="28"/>
-        </w:rPr>
-        <w:t>Фотография с фильтром</w:t>
+        <w:t>invert</w:t>
       </w:r>
     </w:p>
     <w:p>
@@ -3140,13 +3174,17 @@
       </w:pPr>
       <w:r>
         <w:rPr>
-          <w:noProof/>
-        </w:rPr>
+          <w:rFonts w:ascii="Times New Roman" w:eastAsia="Times New Roman" w:hAnsi="Times New Roman" w:cs="Times New Roman"/>
+          <w:sz w:val="28"/>
+          <w:szCs w:val="28"/>
+          <w:lang w:eastAsia="ru-RU"/>
+        </w:rPr>
+        <w:lastRenderedPageBreak/>
         <w:drawing>
-          <wp:inline distT="0" distB="0" distL="0" distR="0" wp14:anchorId="261180F1" wp14:editId="3AB03158">
-            <wp:extent cx="4791013" cy="3562350"/>
-            <wp:effectExtent l="0" t="0" r="0" b="0"/>
-            <wp:docPr id="15" name="Рисунок 15"/>
+          <wp:inline distT="0" distB="0" distL="0" distR="0" wp14:anchorId="5A14338B" wp14:editId="509BE2ED">
+            <wp:extent cx="5940425" cy="3291205"/>
+            <wp:effectExtent l="0" t="0" r="3175" b="4445"/>
+            <wp:docPr id="8" name="Рисунок 8"/>
             <wp:cNvGraphicFramePr>
               <a:graphicFrameLocks xmlns:a="http://schemas.openxmlformats.org/drawingml/2006/main" noChangeAspect="1"/>
             </wp:cNvGraphicFramePr>
@@ -3154,36 +3192,23 @@
               <a:graphicData uri="http://schemas.openxmlformats.org/drawingml/2006/picture">
                 <pic:pic xmlns:pic="http://schemas.openxmlformats.org/drawingml/2006/picture">
                   <pic:nvPicPr>
-                    <pic:cNvPr id="0" name="Picture 9"/>
-                    <pic:cNvPicPr>
-                      <a:picLocks noChangeAspect="1" noChangeArrowheads="1"/>
-                    </pic:cNvPicPr>
+                    <pic:cNvPr id="1" name=""/>
+                    <pic:cNvPicPr/>
                   </pic:nvPicPr>
                   <pic:blipFill>
-                    <a:blip r:embed="rId14">
-                      <a:extLst>
-                        <a:ext uri="{28A0092B-C50C-407E-A947-70E740481C1C}">
-                          <a14:useLocalDpi xmlns:a14="http://schemas.microsoft.com/office/drawing/2010/main" val="0"/>
-                        </a:ext>
-                      </a:extLst>
-                    </a:blip>
-                    <a:srcRect/>
+                    <a:blip r:embed="rId14"/>
                     <a:stretch>
                       <a:fillRect/>
                     </a:stretch>
                   </pic:blipFill>
-                  <pic:spPr bwMode="auto">
+                  <pic:spPr>
                     <a:xfrm>
                       <a:off x="0" y="0"/>
-                      <a:ext cx="4812738" cy="3578503"/>
+                      <a:ext cx="5940425" cy="3291205"/>
                     </a:xfrm>
                     <a:prstGeom prst="rect">
                       <a:avLst/>
                     </a:prstGeom>
-                    <a:noFill/>
-                    <a:ln>
-                      <a:noFill/>
-                    </a:ln>
                   </pic:spPr>
                 </pic:pic>
               </a:graphicData>
@@ -3218,26 +3243,44 @@
           <w:rFonts w:ascii="Times New Roman" w:hAnsi="Times New Roman" w:cs="Times New Roman"/>
           <w:sz w:val="28"/>
           <w:szCs w:val="28"/>
+        </w:rPr>
+        <w:t>6</w:t>
+      </w:r>
+      <w:r>
+        <w:rPr>
+          <w:rFonts w:ascii="Times New Roman" w:hAnsi="Times New Roman" w:cs="Times New Roman"/>
+          <w:sz w:val="28"/>
+          <w:szCs w:val="28"/>
+        </w:rPr>
+        <w:t xml:space="preserve"> – </w:t>
+      </w:r>
+      <w:r>
+        <w:rPr>
+          <w:rFonts w:ascii="Times New Roman" w:hAnsi="Times New Roman" w:cs="Times New Roman"/>
+          <w:sz w:val="28"/>
+          <w:szCs w:val="28"/>
+        </w:rPr>
+        <w:t>Фотография с фильтром</w:t>
+      </w:r>
+      <w:r>
+        <w:rPr>
+          <w:rFonts w:ascii="Times New Roman" w:hAnsi="Times New Roman" w:cs="Times New Roman"/>
+          <w:sz w:val="28"/>
+          <w:szCs w:val="28"/>
+        </w:rPr>
+        <w:t xml:space="preserve"> </w:t>
+      </w:r>
+      <w:proofErr w:type="spellStart"/>
+      <w:r>
+        <w:rPr>
+          <w:rFonts w:ascii="Times New Roman" w:hAnsi="Times New Roman" w:cs="Times New Roman"/>
+          <w:sz w:val="28"/>
+          <w:szCs w:val="28"/>
           <w:lang w:val="en-US"/>
         </w:rPr>
-        <w:t>6</w:t>
-      </w:r>
-      <w:r>
-        <w:rPr>
-          <w:rFonts w:ascii="Times New Roman" w:hAnsi="Times New Roman" w:cs="Times New Roman"/>
-          <w:sz w:val="28"/>
-          <w:szCs w:val="28"/>
-        </w:rPr>
-        <w:t xml:space="preserve"> – </w:t>
-      </w:r>
-      <w:r>
-        <w:rPr>
-          <w:rFonts w:ascii="Times New Roman" w:hAnsi="Times New Roman" w:cs="Times New Roman"/>
-          <w:sz w:val="28"/>
-          <w:szCs w:val="28"/>
-        </w:rPr>
-        <w:t>Фотография с фильтром</w:t>
-      </w:r>
+        <w:t>posterize</w:t>
+      </w:r>
+      <w:proofErr w:type="spellEnd"/>
     </w:p>
     <w:p>
       <w:pPr>
@@ -3273,14 +3316,16 @@
       </w:pPr>
       <w:r>
         <w:rPr>
-          <w:noProof/>
-        </w:rPr>
-        <w:lastRenderedPageBreak/>
+          <w:rFonts w:ascii="Times New Roman" w:eastAsia="Times New Roman" w:hAnsi="Times New Roman" w:cs="Times New Roman"/>
+          <w:sz w:val="28"/>
+          <w:szCs w:val="28"/>
+          <w:lang w:eastAsia="ru-RU"/>
+        </w:rPr>
         <w:drawing>
-          <wp:inline distT="0" distB="0" distL="0" distR="0" wp14:anchorId="3A3EE75D" wp14:editId="7F58589C">
-            <wp:extent cx="4611670" cy="3429000"/>
-            <wp:effectExtent l="0" t="0" r="0" b="0"/>
-            <wp:docPr id="16" name="Рисунок 16"/>
+          <wp:inline distT="0" distB="0" distL="0" distR="0" wp14:anchorId="6776EDEC" wp14:editId="3612EDD9">
+            <wp:extent cx="5940425" cy="3267710"/>
+            <wp:effectExtent l="0" t="0" r="3175" b="8890"/>
+            <wp:docPr id="10" name="Рисунок 10"/>
             <wp:cNvGraphicFramePr>
               <a:graphicFrameLocks xmlns:a="http://schemas.openxmlformats.org/drawingml/2006/main" noChangeAspect="1"/>
             </wp:cNvGraphicFramePr>
@@ -3288,36 +3333,23 @@
               <a:graphicData uri="http://schemas.openxmlformats.org/drawingml/2006/picture">
                 <pic:pic xmlns:pic="http://schemas.openxmlformats.org/drawingml/2006/picture">
                   <pic:nvPicPr>
-                    <pic:cNvPr id="0" name="Picture 11"/>
-                    <pic:cNvPicPr>
-                      <a:picLocks noChangeAspect="1" noChangeArrowheads="1"/>
-                    </pic:cNvPicPr>
+                    <pic:cNvPr id="1" name=""/>
+                    <pic:cNvPicPr/>
                   </pic:nvPicPr>
                   <pic:blipFill>
-                    <a:blip r:embed="rId15">
-                      <a:extLst>
-                        <a:ext uri="{28A0092B-C50C-407E-A947-70E740481C1C}">
-                          <a14:useLocalDpi xmlns:a14="http://schemas.microsoft.com/office/drawing/2010/main" val="0"/>
-                        </a:ext>
-                      </a:extLst>
-                    </a:blip>
-                    <a:srcRect/>
+                    <a:blip r:embed="rId15"/>
                     <a:stretch>
                       <a:fillRect/>
                     </a:stretch>
                   </pic:blipFill>
-                  <pic:spPr bwMode="auto">
+                  <pic:spPr>
                     <a:xfrm>
                       <a:off x="0" y="0"/>
-                      <a:ext cx="4629061" cy="3441931"/>
+                      <a:ext cx="5940425" cy="3267710"/>
                     </a:xfrm>
                     <a:prstGeom prst="rect">
                       <a:avLst/>
                     </a:prstGeom>
-                    <a:noFill/>
-                    <a:ln>
-                      <a:noFill/>
-                    </a:ln>
                   </pic:spPr>
                 </pic:pic>
               </a:graphicData>
@@ -3352,25 +3384,41 @@
           <w:rFonts w:ascii="Times New Roman" w:hAnsi="Times New Roman" w:cs="Times New Roman"/>
           <w:sz w:val="28"/>
           <w:szCs w:val="28"/>
+        </w:rPr>
+        <w:t>7</w:t>
+      </w:r>
+      <w:r>
+        <w:rPr>
+          <w:rFonts w:ascii="Times New Roman" w:hAnsi="Times New Roman" w:cs="Times New Roman"/>
+          <w:sz w:val="28"/>
+          <w:szCs w:val="28"/>
+        </w:rPr>
+        <w:t xml:space="preserve"> – </w:t>
+      </w:r>
+      <w:r>
+        <w:rPr>
+          <w:rFonts w:ascii="Times New Roman" w:hAnsi="Times New Roman" w:cs="Times New Roman"/>
+          <w:sz w:val="28"/>
+          <w:szCs w:val="28"/>
+        </w:rPr>
+        <w:t>Фотография с фильтром</w:t>
+      </w:r>
+      <w:r>
+        <w:rPr>
+          <w:rFonts w:ascii="Times New Roman" w:hAnsi="Times New Roman" w:cs="Times New Roman"/>
+          <w:sz w:val="28"/>
+          <w:szCs w:val="28"/>
+        </w:rPr>
+        <w:t xml:space="preserve"> </w:t>
+      </w:r>
+      <w:r>
+        <w:rPr>
+          <w:rFonts w:ascii="Times New Roman" w:hAnsi="Times New Roman" w:cs="Times New Roman"/>
+          <w:sz w:val="28"/>
+          <w:szCs w:val="28"/>
           <w:lang w:val="en-US"/>
         </w:rPr>
-        <w:t>7</w:t>
-      </w:r>
-      <w:r>
-        <w:rPr>
-          <w:rFonts w:ascii="Times New Roman" w:hAnsi="Times New Roman" w:cs="Times New Roman"/>
-          <w:sz w:val="28"/>
-          <w:szCs w:val="28"/>
-        </w:rPr>
-        <w:t xml:space="preserve"> – </w:t>
-      </w:r>
-      <w:r>
-        <w:rPr>
-          <w:rFonts w:ascii="Times New Roman" w:hAnsi="Times New Roman" w:cs="Times New Roman"/>
-          <w:sz w:val="28"/>
-          <w:szCs w:val="28"/>
-        </w:rPr>
-        <w:t>Фотография с фильтром</w:t>
+        <w:t>stress</w:t>
       </w:r>
     </w:p>
     <w:p>
@@ -3407,14 +3455,17 @@
       </w:pPr>
       <w:r>
         <w:rPr>
-          <w:noProof/>
-          <w14:ligatures w14:val="standardContextual"/>
-        </w:rPr>
+          <w:rFonts w:ascii="Times New Roman" w:eastAsia="Times New Roman" w:hAnsi="Times New Roman" w:cs="Times New Roman"/>
+          <w:sz w:val="28"/>
+          <w:szCs w:val="28"/>
+          <w:lang w:val="en-US" w:eastAsia="ru-RU"/>
+        </w:rPr>
+        <w:lastRenderedPageBreak/>
         <w:drawing>
-          <wp:inline distT="0" distB="0" distL="0" distR="0" wp14:anchorId="7BEBC2B1" wp14:editId="10095FF2">
-            <wp:extent cx="4686300" cy="3478532"/>
-            <wp:effectExtent l="0" t="0" r="0" b="7620"/>
-            <wp:docPr id="18" name="Рисунок 18"/>
+          <wp:inline distT="0" distB="0" distL="0" distR="0" wp14:anchorId="3D7FAF89" wp14:editId="71741EA0">
+            <wp:extent cx="5940425" cy="3307080"/>
+            <wp:effectExtent l="0" t="0" r="3175" b="7620"/>
+            <wp:docPr id="11" name="Рисунок 11"/>
             <wp:cNvGraphicFramePr>
               <a:graphicFrameLocks xmlns:a="http://schemas.openxmlformats.org/drawingml/2006/main" noChangeAspect="1"/>
             </wp:cNvGraphicFramePr>
@@ -3434,7 +3485,7 @@
                   <pic:spPr>
                     <a:xfrm>
                       <a:off x="0" y="0"/>
-                      <a:ext cx="4711784" cy="3497448"/>
+                      <a:ext cx="5940425" cy="3307080"/>
                     </a:xfrm>
                     <a:prstGeom prst="rect">
                       <a:avLst/>
@@ -3473,26 +3524,44 @@
           <w:rFonts w:ascii="Times New Roman" w:hAnsi="Times New Roman" w:cs="Times New Roman"/>
           <w:sz w:val="28"/>
           <w:szCs w:val="28"/>
+        </w:rPr>
+        <w:t>8</w:t>
+      </w:r>
+      <w:r>
+        <w:rPr>
+          <w:rFonts w:ascii="Times New Roman" w:hAnsi="Times New Roman" w:cs="Times New Roman"/>
+          <w:sz w:val="28"/>
+          <w:szCs w:val="28"/>
+        </w:rPr>
+        <w:t xml:space="preserve"> – </w:t>
+      </w:r>
+      <w:r>
+        <w:rPr>
+          <w:rFonts w:ascii="Times New Roman" w:hAnsi="Times New Roman" w:cs="Times New Roman"/>
+          <w:sz w:val="28"/>
+          <w:szCs w:val="28"/>
+        </w:rPr>
+        <w:t>Фотография с фильтром</w:t>
+      </w:r>
+      <w:r>
+        <w:rPr>
+          <w:rFonts w:ascii="Times New Roman" w:hAnsi="Times New Roman" w:cs="Times New Roman"/>
+          <w:sz w:val="28"/>
+          <w:szCs w:val="28"/>
+        </w:rPr>
+        <w:t xml:space="preserve"> </w:t>
+      </w:r>
+      <w:r>
+        <w:rPr>
+          <w:rFonts w:ascii="Times New Roman" w:hAnsi="Times New Roman" w:cs="Times New Roman"/>
+          <w:sz w:val="28"/>
+          <w:szCs w:val="28"/>
           <w:lang w:val="en-US"/>
         </w:rPr>
-        <w:t>8</w:t>
-      </w:r>
-      <w:r>
-        <w:rPr>
-          <w:rFonts w:ascii="Times New Roman" w:hAnsi="Times New Roman" w:cs="Times New Roman"/>
-          <w:sz w:val="28"/>
-          <w:szCs w:val="28"/>
-        </w:rPr>
-        <w:t xml:space="preserve"> – </w:t>
-      </w:r>
-      <w:r>
-        <w:rPr>
-          <w:rFonts w:ascii="Times New Roman" w:hAnsi="Times New Roman" w:cs="Times New Roman"/>
-          <w:sz w:val="28"/>
-          <w:szCs w:val="28"/>
-        </w:rPr>
-        <w:t>Фотография с фильтром</w:t>
-      </w:r>
+        <w:t>levels</w:t>
+      </w:r>
+      <w:bookmarkStart w:id="2" w:name="_GoBack"/>
+      <w:bookmarkEnd w:id="2"/>
     </w:p>
     <w:p>
       <w:pPr>
@@ -5831,6 +5900,7 @@
   <w:style w:type="character" w:default="1" w:styleId="a0">
     <w:name w:val="Default Paragraph Font"/>
     <w:uiPriority w:val="1"/>
+    <w:semiHidden/>
     <w:unhideWhenUsed/>
   </w:style>
   <w:style w:type="table" w:default="1" w:styleId="a1">
@@ -6717,7 +6787,7 @@
 </file>
 
 <file path=customXml/itemProps1.xml><?xml version="1.0" encoding="utf-8"?>
-<ds:datastoreItem xmlns:ds="http://schemas.openxmlformats.org/officeDocument/2006/customXml" ds:itemID="{82F4C8C0-0878-4437-8737-FE40BC505CAD}">
+<ds:datastoreItem xmlns:ds="http://schemas.openxmlformats.org/officeDocument/2006/customXml" ds:itemID="{74D7D88A-7E08-4877-9882-81988A820CC6}">
   <ds:schemaRefs>
     <ds:schemaRef ds:uri="http://schemas.openxmlformats.org/officeDocument/2006/bibliography"/>
   </ds:schemaRefs>
